--- a/control/report_test_results/MISSION-20260723-112348-TT-02_institutional_report.docx
+++ b/control/report_test_results/MISSION-20260723-112348-TT-02_institutional_report.docx
@@ -645,7 +645,7 @@
                 <w:b w:val="0"/>
                 <w:sz w:val="21"/>
               </w:rPr>
-              <w:t>2026-07-23 Jeju City Coastal Survey Area에서 드론 영상 기반 해양 쓰레기 탐지를 수행하였다. 탐지 결과 총 54개의 객체가 확인되었으며, 종류별 현황은 bottle 23개, bottle 21개, bottle 10개로 집계되었다. 본 결과는 객체 탐지 모델의 분석 결과로서 현장 확인을 통한 최종 검증이 필요하다.</w:t>
+              <w:t>2026년 7월 23일 제주 해안 조사 구역(Jeju City Coastal Survey Area)에서 드론 기반 객체 탐지를 통해 총 54개의 플라스틱 병 쓰레기가 탐지되었습니다. 특히 B-01 구역에서 가장 높은 밀도를 보였으며, 이 지역의 탐지 신뢰도는 평균적으로 중간 수준을 나타냈습니다.</w:t>
             </w:r>
           </w:p>
         </w:tc>
@@ -1142,7 +1142,7 @@
                 <w:b w:val="0"/>
                 <w:sz w:val="19"/>
               </w:rPr>
-              <w:t>높음</w:t>
+              <w:t>중간</w:t>
             </w:r>
           </w:p>
         </w:tc>
@@ -1179,7 +1179,7 @@
           <w:b w:val="0"/>
           <w:sz w:val="21"/>
         </w:rPr>
-        <w:t>전체 탐지 객체는 총 54개이며, 구역별·종류별 분포에 차이가 확인되었다. 가장 높은 밀도 구역은 B-01로 기록되었다.</w:t>
+        <w:t>조사 결과, 제주 해안 지역 내 플라스틱 병 쓰레기의 분포가 확인되었고, 특히 B-01 구역에서 집중적으로 발견되었습니다. 탐지된 쓰레기 수량과 신뢰도를 고려할 때, 지속적인 모니터링과 추가 조사가 필요합니다.</w:t>
       </w:r>
     </w:p>
     <w:tbl>
@@ -2044,7 +2044,7 @@
                 <w:b w:val="0"/>
                 <w:sz w:val="20"/>
               </w:rPr>
-              <w:t>B-01에서 bottle 23개가 탐지되었으며, 평균 탐지 신뢰도는 49.0%로 기록되었다. 해당 결과는 현장 확인을 통해 최종 검증할 필요가 있다.</w:t>
+              <w:t>B-01 구역에서 가장 높은 플라스틱 병 쓰레기 밀도(23개)가 확인되었으며, 평균 탐지 신뢰도는 0.49로 중간 수준을 보였습니다. 이 지역의 환경 관리 강화와 정기적인 청소 활동이 권장됩니다.</w:t>
             </w:r>
           </w:p>
         </w:tc>
@@ -2100,7 +2100,7 @@
                 <w:b w:val="0"/>
                 <w:sz w:val="20"/>
               </w:rPr>
-              <w:t>C-01에서 bottle 21개가 탐지되었으며, 평균 탐지 신뢰도는 49.0%로 기록되었다. 해당 결과는 현장 확인을 통해 최종 검증할 필요가 있다.</w:t>
+              <w:t>C-01 구역에서도 21개의 플라스틱 병 쓰레기가 탐지되었으며, 신뢰도 또한 유사한 수준(0.49)을 나타냈습니다. 지속적인 모니터링을 통해 쓰레기 발생 원인 분석이 필요합니다.</w:t>
             </w:r>
           </w:p>
         </w:tc>
@@ -2156,7 +2156,7 @@
                 <w:b w:val="0"/>
                 <w:sz w:val="20"/>
               </w:rPr>
-              <w:t>A-01에서 bottle 10개가 탐지되었으며, 평균 탐지 신뢰도는 54.4%로 기록되었다. 해당 결과는 현장 확인을 통해 최종 검증할 필요가 있다.</w:t>
+              <w:t>A-01 구역에서는 10개의 플라스틱 병 쓰레기가 탐지되었고, 가장 높은 신뢰도(0.544)를 보였습니다. 이 지역 역시 쓰레기 관리 개선을 위한 노력이 요구됩니다.</w:t>
             </w:r>
           </w:p>
         </w:tc>
@@ -2228,7 +2228,7 @@
               </w:rPr>
               <w:t>우선순위</w:t>
               <w:br/>
-              <w:t>높음</w:t>
+              <w:t>중간</w:t>
             </w:r>
           </w:p>
         </w:tc>
@@ -2255,7 +2255,7 @@
                 <w:b w:val="0"/>
                 <w:sz w:val="21"/>
               </w:rPr>
-              <w:t>탐지 총 54개, 최고 밀도 구역 B-01를 근거로 수거 우선순위를 '높음'로 판단하였다. 실제 조치 여부와 순서는 현장 접근성, 안전성 및 현장 확인 결과를 종합하여 결정해야 한다.</w:t>
+              <w:t>B-01 구역에서 가장 높은 플라스틱 병 쓰레기 밀도가 확인되었으며, 중간 수준의 탐지 신뢰도를 고려할 때 현장 수거와 추가 조사의 우선순위가 필요합니다.</w:t>
             </w:r>
           </w:p>
         </w:tc>
@@ -2292,7 +2292,7 @@
           <w:b w:val="0"/>
           <w:sz w:val="21"/>
         </w:rPr>
-        <w:t>1) B-01 구역을 우선적으로 현장 확인한다.</w:t>
+        <w:t>1) B-01 및 C-01 구역에 대한 정기적인 드론 모니터링 강화</w:t>
       </w:r>
     </w:p>
     <w:p>
@@ -2307,7 +2307,7 @@
           <w:b w:val="0"/>
           <w:sz w:val="21"/>
         </w:rPr>
-        <w:t>2) bottle·bottle을(를) 우선 수거 대상으로 검토한다.</w:t>
+        <w:t>2) 쓰레기 발생 원인 분석을 위한 현지 조사 실시</w:t>
       </w:r>
     </w:p>
     <w:p>
@@ -2322,7 +2322,7 @@
           <w:b w:val="0"/>
           <w:sz w:val="21"/>
         </w:rPr>
-        <w:t>3) 수거 또는 조치 전 현장 확인을 실시하고 동일 구역을 재촬영한다.</w:t>
+        <w:t>3) 환경 교육 프로그램 확대를 통한 쓰레기 감소 노력</w:t>
       </w:r>
     </w:p>
     <w:p>
@@ -2356,7 +2356,7 @@
           <w:b w:val="0"/>
           <w:sz w:val="21"/>
         </w:rPr>
-        <w:t>• 탐지 수량은 객체 추적 기반 집계이며 현장 실물 수와 다를 수 있다.</w:t>
+        <w:t>• 드론 촬영 조건과 탐지 신뢰도가 중간 수준으로, 현장 확정 판정에는 제한이 있음</w:t>
       </w:r>
     </w:p>
     <w:p>
@@ -2371,7 +2371,7 @@
           <w:b w:val="0"/>
           <w:sz w:val="21"/>
         </w:rPr>
-        <w:t>• 탐지 신뢰도는 모델 점수일 뿐 현장 확정 판정이 아니다.</w:t>
+        <w:t>• 조사 시간(30분)이 짧아 전체적인 쓰레기 분포에 대한 완전한 이해가 부족할 수 있음</w:t>
       </w:r>
     </w:p>
     <w:p>
@@ -2386,7 +2386,7 @@
           <w:b w:val="0"/>
           <w:sz w:val="21"/>
         </w:rPr>
-        <w:t>• 조치 전 현장 확인이 필요하다.</w:t>
+        <w:t>• 현재 데이터는 플라스틱 병에 한정되어 있으므로 다른 종류의 쓰레기에 대한 추가 조사 필요성</w:t>
       </w:r>
     </w:p>
     <w:p>
@@ -2420,7 +2420,7 @@
           <w:b w:val="0"/>
           <w:sz w:val="21"/>
         </w:rPr>
-        <w:t>본 보고서는 드론 영상과 객체 탐지 결과를 기반으로 작성되었다. 탐지 수량과 위치 정보는 조사 당시 입력 데이터를 기준으로 하며, 현장 상황과 차이가 있을 수 있다. 따라서 수거 또는 행정 조치 전 현장 확인을 실시하고, 조치 완료 후 동일 구역을 재점검하는 것이 필요하다.</w:t>
+        <w:t>이번 조사를 통해 제주 해안 지역 내 플라스틱 병 쓰레기의 분포와 밀도를 확인하였습니다. 특히 B-01 구역에서 높은 밀도가 발견된 만큼, 지속적인 모니터링과 적절한 수거 활동이 요구됩니다. 향후 조사에서는 더 넓은 범위와 다양한 종류의 쓰레기에 대한 분석을 통해 보다 포괄적인 환경 관리 방안을 마련할 필요가 있습니다.</w:t>
       </w:r>
     </w:p>
     <w:p>

--- a/control/report_test_results/MISSION-20260723-112348-TT-02_institutional_report.docx
+++ b/control/report_test_results/MISSION-20260723-112348-TT-02_institutional_report.docx
@@ -645,7 +645,7 @@
                 <w:b w:val="0"/>
                 <w:sz w:val="21"/>
               </w:rPr>
-              <w:t>2026년 7월 23일 제주 해안 조사 구역(Jeju City Coastal Survey Area)에서 드론 기반 객체 탐지를 통해 총 54개의 플라스틱 병 쓰레기가 탐지되었습니다. 특히 B-01 구역에서 가장 높은 밀도를 보였으며, 이 지역의 탐지 신뢰도는 평균적으로 중간 수준을 나타냈습니다.</w:t>
+              <w:t>2026-07-23 Jeju City Coastal Survey Area에서 드론 영상 기반 해양 쓰레기 탐지를 수행하였다. 탐지 결과 총 54개의 객체가 확인되었으며, 종류별 현황은 bottle 23개, bottle 21개, bottle 10개로 집계되었다. 본 결과는 객체 탐지 모델의 분석 결과로서 현장 확인을 통한 최종 검증이 필요하다.</w:t>
             </w:r>
           </w:p>
         </w:tc>
@@ -1142,7 +1142,7 @@
                 <w:b w:val="0"/>
                 <w:sz w:val="19"/>
               </w:rPr>
-              <w:t>중간</w:t>
+              <w:t>높음</w:t>
             </w:r>
           </w:p>
         </w:tc>
@@ -1179,7 +1179,7 @@
           <w:b w:val="0"/>
           <w:sz w:val="21"/>
         </w:rPr>
-        <w:t>조사 결과, 제주 해안 지역 내 플라스틱 병 쓰레기의 분포가 확인되었고, 특히 B-01 구역에서 집중적으로 발견되었습니다. 탐지된 쓰레기 수량과 신뢰도를 고려할 때, 지속적인 모니터링과 추가 조사가 필요합니다.</w:t>
+        <w:t>전체 탐지 객체는 총 54개이며, 구역별·종류별 분포에 차이가 확인되었다. 가장 높은 밀도 구역은 B-01로 기록되었다.</w:t>
       </w:r>
     </w:p>
     <w:tbl>
@@ -2044,7 +2044,7 @@
                 <w:b w:val="0"/>
                 <w:sz w:val="20"/>
               </w:rPr>
-              <w:t>B-01 구역에서 가장 높은 플라스틱 병 쓰레기 밀도(23개)가 확인되었으며, 평균 탐지 신뢰도는 0.49로 중간 수준을 보였습니다. 이 지역의 환경 관리 강화와 정기적인 청소 활동이 권장됩니다.</w:t>
+              <w:t>B-01에서 bottle 23개가 탐지되었으며, 평균 탐지 신뢰도는 49.0%로 기록되었다. 해당 결과는 현장 확인을 통해 최종 검증할 필요가 있다.</w:t>
             </w:r>
           </w:p>
         </w:tc>
@@ -2100,7 +2100,7 @@
                 <w:b w:val="0"/>
                 <w:sz w:val="20"/>
               </w:rPr>
-              <w:t>C-01 구역에서도 21개의 플라스틱 병 쓰레기가 탐지되었으며, 신뢰도 또한 유사한 수준(0.49)을 나타냈습니다. 지속적인 모니터링을 통해 쓰레기 발생 원인 분석이 필요합니다.</w:t>
+              <w:t>C-01에서 bottle 21개가 탐지되었으며, 평균 탐지 신뢰도는 49.0%로 기록되었다. 해당 결과는 현장 확인을 통해 최종 검증할 필요가 있다.</w:t>
             </w:r>
           </w:p>
         </w:tc>
@@ -2156,7 +2156,7 @@
                 <w:b w:val="0"/>
                 <w:sz w:val="20"/>
               </w:rPr>
-              <w:t>A-01 구역에서는 10개의 플라스틱 병 쓰레기가 탐지되었고, 가장 높은 신뢰도(0.544)를 보였습니다. 이 지역 역시 쓰레기 관리 개선을 위한 노력이 요구됩니다.</w:t>
+              <w:t>A-01에서 bottle 10개가 탐지되었으며, 평균 탐지 신뢰도는 54.4%로 기록되었다. 해당 결과는 현장 확인을 통해 최종 검증할 필요가 있다.</w:t>
             </w:r>
           </w:p>
         </w:tc>
@@ -2228,7 +2228,7 @@
               </w:rPr>
               <w:t>우선순위</w:t>
               <w:br/>
-              <w:t>중간</w:t>
+              <w:t>높음</w:t>
             </w:r>
           </w:p>
         </w:tc>
@@ -2255,7 +2255,7 @@
                 <w:b w:val="0"/>
                 <w:sz w:val="21"/>
               </w:rPr>
-              <w:t>B-01 구역에서 가장 높은 플라스틱 병 쓰레기 밀도가 확인되었으며, 중간 수준의 탐지 신뢰도를 고려할 때 현장 수거와 추가 조사의 우선순위가 필요합니다.</w:t>
+              <w:t>탐지 총 54개, 최고 밀도 구역 B-01를 근거로 수거 우선순위를 '높음'로 판단하였다. 실제 조치 여부와 순서는 현장 접근성, 안전성 및 현장 확인 결과를 종합하여 결정해야 한다.</w:t>
             </w:r>
           </w:p>
         </w:tc>
@@ -2292,7 +2292,7 @@
           <w:b w:val="0"/>
           <w:sz w:val="21"/>
         </w:rPr>
-        <w:t>1) B-01 및 C-01 구역에 대한 정기적인 드론 모니터링 강화</w:t>
+        <w:t>1) B-01 구역을 우선적으로 현장 확인한다.</w:t>
       </w:r>
     </w:p>
     <w:p>
@@ -2307,7 +2307,7 @@
           <w:b w:val="0"/>
           <w:sz w:val="21"/>
         </w:rPr>
-        <w:t>2) 쓰레기 발생 원인 분석을 위한 현지 조사 실시</w:t>
+        <w:t>2) bottle·bottle을(를) 우선 수거 대상으로 검토한다.</w:t>
       </w:r>
     </w:p>
     <w:p>
@@ -2322,7 +2322,7 @@
           <w:b w:val="0"/>
           <w:sz w:val="21"/>
         </w:rPr>
-        <w:t>3) 환경 교육 프로그램 확대를 통한 쓰레기 감소 노력</w:t>
+        <w:t>3) 수거 또는 조치 전 현장 확인을 실시하고 동일 구역을 재촬영한다.</w:t>
       </w:r>
     </w:p>
     <w:p>
@@ -2356,7 +2356,7 @@
           <w:b w:val="0"/>
           <w:sz w:val="21"/>
         </w:rPr>
-        <w:t>• 드론 촬영 조건과 탐지 신뢰도가 중간 수준으로, 현장 확정 판정에는 제한이 있음</w:t>
+        <w:t>• 탐지 수량은 객체 추적 기반 집계이며 현장 실물 수와 다를 수 있다.</w:t>
       </w:r>
     </w:p>
     <w:p>
@@ -2371,7 +2371,7 @@
           <w:b w:val="0"/>
           <w:sz w:val="21"/>
         </w:rPr>
-        <w:t>• 조사 시간(30분)이 짧아 전체적인 쓰레기 분포에 대한 완전한 이해가 부족할 수 있음</w:t>
+        <w:t>• 탐지 신뢰도는 모델 점수일 뿐 현장 확정 판정이 아니다.</w:t>
       </w:r>
     </w:p>
     <w:p>
@@ -2386,7 +2386,7 @@
           <w:b w:val="0"/>
           <w:sz w:val="21"/>
         </w:rPr>
-        <w:t>• 현재 데이터는 플라스틱 병에 한정되어 있으므로 다른 종류의 쓰레기에 대한 추가 조사 필요성</w:t>
+        <w:t>• 조치 전 현장 확인이 필요하다.</w:t>
       </w:r>
     </w:p>
     <w:p>
@@ -2420,7 +2420,7 @@
           <w:b w:val="0"/>
           <w:sz w:val="21"/>
         </w:rPr>
-        <w:t>이번 조사를 통해 제주 해안 지역 내 플라스틱 병 쓰레기의 분포와 밀도를 확인하였습니다. 특히 B-01 구역에서 높은 밀도가 발견된 만큼, 지속적인 모니터링과 적절한 수거 활동이 요구됩니다. 향후 조사에서는 더 넓은 범위와 다양한 종류의 쓰레기에 대한 분석을 통해 보다 포괄적인 환경 관리 방안을 마련할 필요가 있습니다.</w:t>
+        <w:t>본 보고서는 드론 영상과 객체 탐지 결과를 기반으로 작성되었다. 탐지 수량과 위치 정보는 조사 당시 입력 데이터를 기준으로 하며, 현장 상황과 차이가 있을 수 있다. 따라서 수거 또는 행정 조치 전 현장 확인을 실시하고, 조치 완료 후 동일 구역을 재점검하는 것이 필요하다.</w:t>
       </w:r>
     </w:p>
     <w:p>
